--- a/downloads/documents/04 Units/Unit 00 - Launch - Welcome to the FACS Room/Lesson 00.02 - How This Room Works.docx
+++ b/downloads/documents/04 Units/Unit 00 - Launch - Welcome to the FACS Room/Lesson 00.02 - How This Room Works.docx
@@ -318,7 +318,7 @@
         <w:t xml:space="preserve"> </w:t>
       </w:r>
       <w:r>
-        <w:t xml:space="preserve">Tier 3 (FACS): zone, station, reset cue, role card, hand sink, Safety Data Sheet (SDS). See the unit vocabulary list for Turkish, Portuguese, and Spanish.</w:t>
+        <w:t xml:space="preserve">Tier 3 (FACS): zone, station, reset cue, role card, hand sink, Safety Data Sheet (SDS). See the unit vocabulary list for the Spanish column.</w:t>
       </w:r>
     </w:p>
     <w:p>
@@ -1174,7 +1174,7 @@
         <w:pStyle w:val="Compact"/>
       </w:pPr>
       <w:r>
-        <w:t xml:space="preserve">ELL: the ten tour stops have a picture card at each stop (taped next to the number); the map word bank on the handout is in Turkish, Portuguese, and Spanish (see</w:t>
+        <w:t xml:space="preserve">ELL: the ten tour stops have a picture card at each stop (taped next to the number); the map word bank on the handout is in Spanish (see</w:t>
       </w:r>
       <w:r>
         <w:t xml:space="preserve"> </w:t>
@@ -1754,7 +1754,7 @@
     <w:sectPr>
       <w:headerReference w:type="default" r:id="rId9"/>
       <w:pgSz w:w="12240" w:h="15840"/>
-      <w:pgMar w:top="1440" w:bottom="1440" w:left="1440" w:right="1440" w:header="504"/>
+      <w:pgMar w:top="1296" w:bottom="1296" w:left="1296" w:right="1296" w:header="504"/>
     </w:sectPr>
   </w:body>
 </w:document>

--- a/downloads/documents/04 Units/Unit 00 - Launch - Welcome to the FACS Room/Lesson 00.02 - How This Room Works.docx
+++ b/downloads/documents/04 Units/Unit 00 - Launch - Welcome to the FACS Room/Lesson 00.02 - How This Room Works.docx
@@ -409,7 +409,7 @@
         <w:pStyle w:val="Compact"/>
       </w:pPr>
       <w:r>
-        <w:t xml:space="preserve">Blank paper and a pencil for every student (the drawer draws on the back of the map)</w:t>
+        <w:t xml:space="preserve">Blank paper and a pencil for every student (the drawer draws on the blank paper; the back of the map is the Part C comparison sheet)</w:t>
       </w:r>
     </w:p>
     <w:p>
@@ -758,7 +758,7 @@
               <w:jc w:val="left"/>
             </w:pPr>
             <w:r>
-              <w:t xml:space="preserve">Pair students across the table. Give the rules: the describer picks a card from the envelope, holds it so the drawer cannot see it, and describes it in words only, no hand motions, no peeking; the drawer draws on the back of the map and may ask questions; two minutes. Then both look at the card and the drawing together and circle the differences. Start the timer.</w:t>
+              <w:t xml:space="preserve">Pair students across the table. Give the rules: the describer picks a card from the envelope, holds it so the drawer cannot see it, and describes it in words only, no hand motions, no peeking; the drawer draws on the blank paper and may ask questions; two minutes. Then both look at the card and the drawing together and circle the differences. Start the timer.</w:t>
             </w:r>
           </w:p>
         </w:tc>
@@ -1754,7 +1754,7 @@
     <w:sectPr>
       <w:headerReference w:type="default" r:id="rId9"/>
       <w:pgSz w:w="12240" w:h="15840"/>
-      <w:pgMar w:top="1296" w:bottom="1296" w:left="1296" w:right="1296" w:header="504"/>
+      <w:pgMar w:top="1152" w:bottom="1152" w:left="1152" w:right="1152" w:header="504"/>
     </w:sectPr>
   </w:body>
 </w:document>

--- a/downloads/documents/04 Units/Unit 00 - Launch - Welcome to the FACS Room/Lesson 00.02 - How This Room Works.docx
+++ b/downloads/documents/04 Units/Unit 00 - Launch - Welcome to the FACS Room/Lesson 00.02 - How This Room Works.docx
@@ -1098,7 +1098,7 @@
         <w:pStyle w:val="FirstParagraph"/>
       </w:pPr>
       <w:r>
-        <w:t xml:space="preserve">Exit card, three lines: one zone and its rule; the reset cue in three words; one precise word I will use next time I explain something. Three students read line three aloud. Collect the maps to check the eight labels; hand them back tomorrow because the map goes in the FACS folder for the year. Sort exit cards into</w:t>
+        <w:t xml:space="preserve">Exit card, three lines: one zone and its rule; the reset cue in three words; one precise word I will use next time I explain something. Three students read line three aloud. Collect the maps to check for at least eight of the ten labels; hand them back tomorrow because the map goes in the FACS folder for the year. Sort exit cards into</w:t>
       </w:r>
       <w:r>
         <w:t xml:space="preserve"> </w:t>
